--- a/downloads/intro-transcript-outro/06_T3.docx
+++ b/downloads/intro-transcript-outro/06_T3.docx
@@ -34,7 +34,15 @@
         <w:rPr>
           <w:color w:val="2EAF7D"/>
         </w:rPr>
-        <w:t xml:space="preserve">Les chercheur·ses parlent de besoin réel, de preuve, de sortie du laboratoire. Écoutez ce qui les a obligés à quitter le banc.</w:t>
+        <w:t xml:space="preserve">On sait maintenant qu’il faut poser le bon problème. Les témoignages racontent comment ils l’ont éprouvé : un besoin réel, une preuve, l’obligation de quitter le banc.</w:t>
+      </w:r>
+    </w:p>
+    <w:p>
+      <w:r>
+        <w:rPr>
+          <w:color w:val="2EAF7D"/>
+        </w:rPr>
+        <w:t xml:space="preserve">Écoutez ce qui les a fait sortir du laboratoire — et ce que cette sortie a changé à leur recherche.</w:t>
       </w:r>
     </w:p>
     <w:p>
@@ -566,7 +574,23 @@
         <w:rPr>
           <w:color w:val="F48C2E"/>
         </w:rPr>
-        <w:t xml:space="preserve">Un besoin n’est pas une hypothèse de labo. La suite pose les mots POC, prototype, MVP, TRL, puis la logique de dérisquage par étapes.</w:t>
+        <w:t xml:space="preserve">Un besoin n’est pas une hypothèse de labo. Une preuve non plus.</w:t>
+      </w:r>
+    </w:p>
+    <w:p>
+      <w:r>
+        <w:rPr>
+          <w:color w:val="F48C2E"/>
+        </w:rPr>
+        <w:t xml:space="preserve">Juste après, on va donner des noms à ces niveaux de preuve — POC, prototype, MVP, TRL — puis à la logique de dérisquage : prématuration, maturation.</w:t>
+      </w:r>
+    </w:p>
+    <w:p>
+      <w:r>
+        <w:rPr>
+          <w:color w:val="F48C2E"/>
+        </w:rPr>
+        <w:t xml:space="preserve">Gardez le terrain que vous venez d’entendre : c’est lui qui justifie ces étapes.</w:t>
       </w:r>
     </w:p>
     <w:sectPr>

--- a/downloads/intro-transcript-outro/06_T3.docx
+++ b/downloads/intro-transcript-outro/06_T3.docx
@@ -24,7 +24,7 @@
       </w:pPr>
       <w:r>
         <w:rPr>
-          <w:color w:val="2EAF7D"/>
+          <w:color w:val="00AE69"/>
         </w:rPr>
         <w:t xml:space="preserve">Intro</w:t>
       </w:r>
@@ -32,7 +32,7 @@
     <w:p>
       <w:r>
         <w:rPr>
-          <w:color w:val="2EAF7D"/>
+          <w:color w:val="00AE69"/>
         </w:rPr>
         <w:t xml:space="preserve">On sait maintenant qu’il faut poser le bon problème. Les témoignages racontent comment ils l’ont éprouvé : un besoin réel, une preuve, l’obligation de quitter le banc.</w:t>
       </w:r>
@@ -40,7 +40,7 @@
     <w:p>
       <w:r>
         <w:rPr>
-          <w:color w:val="2EAF7D"/>
+          <w:color w:val="00AE69"/>
         </w:rPr>
         <w:t xml:space="preserve">Écoutez ce qui les a fait sortir du laboratoire — et ce que cette sortie a changé à leur recherche.</w:t>
       </w:r>
@@ -564,7 +564,7 @@
       </w:pPr>
       <w:r>
         <w:rPr>
-          <w:color w:val="F48C2E"/>
+          <w:color w:val="F0821A"/>
         </w:rPr>
         <w:t xml:space="preserve">Outro</w:t>
       </w:r>
@@ -572,7 +572,7 @@
     <w:p>
       <w:r>
         <w:rPr>
-          <w:color w:val="F48C2E"/>
+          <w:color w:val="F0821A"/>
         </w:rPr>
         <w:t xml:space="preserve">Un besoin n’est pas une hypothèse de labo. Une preuve non plus.</w:t>
       </w:r>
@@ -580,7 +580,7 @@
     <w:p>
       <w:r>
         <w:rPr>
-          <w:color w:val="F48C2E"/>
+          <w:color w:val="F0821A"/>
         </w:rPr>
         <w:t xml:space="preserve">Juste après, on va donner des noms à ces niveaux de preuve — POC, prototype, MVP, TRL — puis à la logique de dérisquage : prématuration, maturation.</w:t>
       </w:r>
@@ -588,7 +588,7 @@
     <w:p>
       <w:r>
         <w:rPr>
-          <w:color w:val="F48C2E"/>
+          <w:color w:val="F0821A"/>
         </w:rPr>
         <w:t xml:space="preserve">Gardez le terrain que vous venez d’entendre : c’est lui qui justifie ces étapes.</w:t>
       </w:r>
@@ -623,7 +623,7 @@
       <w:b/>
       <w:sz w:val="36"/>
       <w:szCs w:val="36"/>
-      <w:color w:val="580F45"/>
+      <w:color w:val="63003C"/>
     </w:rPr>
   </w:style>
   <w:style w:type="paragraph" w:styleId="Heading2">
@@ -639,7 +639,7 @@
       <w:b/>
       <w:sz w:val="26"/>
       <w:szCs w:val="26"/>
-      <w:color w:val="F48C2E"/>
+      <w:color w:val="F0821A"/>
     </w:rPr>
   </w:style>
 </w:styles>
